--- a/AWD REC 6.docx
+++ b/AWD REC 6.docx
@@ -4979,8 +4979,6 @@
           <w:szCs w:val="24"/>
         </w:rPr>
       </w:pPr>
-      <w:bookmarkStart w:id="0" w:name="_GoBack"/>
-      <w:bookmarkEnd w:id="0"/>
       <w:r>
         <w:rPr>
           <w:sz w:val="24"/>
@@ -5011,7 +5009,23 @@
           <w:sz w:val="24"/>
           <w:szCs w:val="24"/>
         </w:rPr>
-        <w:t>The experiment is successfully completed.</w:t>
+        <w:t xml:space="preserve">The experiment </w:t>
+      </w:r>
+      <w:r>
+        <w:rPr>
+          <w:sz w:val="24"/>
+          <w:szCs w:val="24"/>
+        </w:rPr>
+        <w:t>wa</w:t>
+      </w:r>
+      <w:bookmarkStart w:id="0" w:name="_GoBack"/>
+      <w:bookmarkEnd w:id="0"/>
+      <w:r>
+        <w:rPr>
+          <w:sz w:val="24"/>
+          <w:szCs w:val="24"/>
+        </w:rPr>
+        <w:t>s successfully completed.</w:t>
       </w:r>
     </w:p>
     <w:p>
